--- a/klagomål/A 39825-2025 FSC-klagomål.docx
+++ b/klagomål/A 39825-2025 FSC-klagomål.docx
@@ -1065,7 +1065,7 @@
     <w:r>
       <w:tab/>
       <w:tab/>
-      <w:t>2025-08-25</w:t>
+      <w:t>2025-08-26</w:t>
       <w:br/>
       <w:br/>
     </w:r>

--- a/klagomål/A 39825-2025 FSC-klagomål.docx
+++ b/klagomål/A 39825-2025 FSC-klagomål.docx
@@ -1065,7 +1065,7 @@
     <w:r>
       <w:tab/>
       <w:tab/>
-      <w:t>2025-08-26</w:t>
+      <w:t>2025-08-30</w:t>
       <w:br/>
       <w:br/>
     </w:r>

--- a/klagomål/A 39825-2025 FSC-klagomål.docx
+++ b/klagomål/A 39825-2025 FSC-klagomål.docx
@@ -1065,7 +1065,7 @@
     <w:r>
       <w:tab/>
       <w:tab/>
-      <w:t>2025-08-30</w:t>
+      <w:t>2025-08-31</w:t>
       <w:br/>
       <w:br/>
     </w:r>

--- a/klagomål/A 39825-2025 FSC-klagomål.docx
+++ b/klagomål/A 39825-2025 FSC-klagomål.docx
@@ -1065,7 +1065,7 @@
     <w:r>
       <w:tab/>
       <w:tab/>
-      <w:t>2025-08-31</w:t>
+      <w:t>2025-09-01</w:t>
       <w:br/>
       <w:br/>
     </w:r>

--- a/klagomål/A 39825-2025 FSC-klagomål.docx
+++ b/klagomål/A 39825-2025 FSC-klagomål.docx
@@ -1065,7 +1065,7 @@
     <w:r>
       <w:tab/>
       <w:tab/>
-      <w:t>2025-09-01</w:t>
+      <w:t>2025-09-04</w:t>
       <w:br/>
       <w:br/>
     </w:r>

--- a/klagomål/A 39825-2025 FSC-klagomål.docx
+++ b/klagomål/A 39825-2025 FSC-klagomål.docx
@@ -1065,7 +1065,7 @@
     <w:r>
       <w:tab/>
       <w:tab/>
-      <w:t>2025-09-04</w:t>
+      <w:t>2025-09-05</w:t>
       <w:br/>
       <w:br/>
     </w:r>

--- a/klagomål/A 39825-2025 FSC-klagomål.docx
+++ b/klagomål/A 39825-2025 FSC-klagomål.docx
@@ -1065,7 +1065,7 @@
     <w:r>
       <w:tab/>
       <w:tab/>
-      <w:t>2025-09-05</w:t>
+      <w:t>2025-09-07</w:t>
       <w:br/>
       <w:br/>
     </w:r>

--- a/klagomål/A 39825-2025 FSC-klagomål.docx
+++ b/klagomål/A 39825-2025 FSC-klagomål.docx
@@ -1065,7 +1065,7 @@
     <w:r>
       <w:tab/>
       <w:tab/>
-      <w:t>2025-09-07</w:t>
+      <w:t>2025-09-08</w:t>
       <w:br/>
       <w:br/>
     </w:r>

--- a/klagomål/A 39825-2025 FSC-klagomål.docx
+++ b/klagomål/A 39825-2025 FSC-klagomål.docx
@@ -1065,7 +1065,7 @@
     <w:r>
       <w:tab/>
       <w:tab/>
-      <w:t>2025-09-08</w:t>
+      <w:t>2025-09-10</w:t>
       <w:br/>
       <w:br/>
     </w:r>

--- a/klagomål/A 39825-2025 FSC-klagomål.docx
+++ b/klagomål/A 39825-2025 FSC-klagomål.docx
@@ -1065,7 +1065,7 @@
     <w:r>
       <w:tab/>
       <w:tab/>
-      <w:t>2025-09-10</w:t>
+      <w:t>2025-09-11</w:t>
       <w:br/>
       <w:br/>
     </w:r>

--- a/klagomål/A 39825-2025 FSC-klagomål.docx
+++ b/klagomål/A 39825-2025 FSC-klagomål.docx
@@ -1065,7 +1065,7 @@
     <w:r>
       <w:tab/>
       <w:tab/>
-      <w:t>2025-09-11</w:t>
+      <w:t>2025-09-12</w:t>
       <w:br/>
       <w:br/>
     </w:r>

--- a/klagomål/A 39825-2025 FSC-klagomål.docx
+++ b/klagomål/A 39825-2025 FSC-klagomål.docx
@@ -1065,7 +1065,7 @@
     <w:r>
       <w:tab/>
       <w:tab/>
-      <w:t>2025-09-12</w:t>
+      <w:t>2025-09-13</w:t>
       <w:br/>
       <w:br/>
     </w:r>

--- a/klagomål/A 39825-2025 FSC-klagomål.docx
+++ b/klagomål/A 39825-2025 FSC-klagomål.docx
@@ -1065,7 +1065,7 @@
     <w:r>
       <w:tab/>
       <w:tab/>
-      <w:t>2025-09-13</w:t>
+      <w:t>2025-09-14</w:t>
       <w:br/>
       <w:br/>
     </w:r>

--- a/klagomål/A 39825-2025 FSC-klagomål.docx
+++ b/klagomål/A 39825-2025 FSC-klagomål.docx
@@ -1065,7 +1065,7 @@
     <w:r>
       <w:tab/>
       <w:tab/>
-      <w:t>2025-09-14</w:t>
+      <w:t>2025-09-15</w:t>
       <w:br/>
       <w:br/>
     </w:r>

--- a/klagomål/A 39825-2025 FSC-klagomål.docx
+++ b/klagomål/A 39825-2025 FSC-klagomål.docx
@@ -1065,7 +1065,7 @@
     <w:r>
       <w:tab/>
       <w:tab/>
-      <w:t>2025-09-15</w:t>
+      <w:t>2025-09-16</w:t>
       <w:br/>
       <w:br/>
     </w:r>

--- a/klagomål/A 39825-2025 FSC-klagomål.docx
+++ b/klagomål/A 39825-2025 FSC-klagomål.docx
@@ -1065,7 +1065,7 @@
     <w:r>
       <w:tab/>
       <w:tab/>
-      <w:t>2025-09-16</w:t>
+      <w:t>2025-09-17</w:t>
       <w:br/>
       <w:br/>
     </w:r>

--- a/klagomål/A 39825-2025 FSC-klagomål.docx
+++ b/klagomål/A 39825-2025 FSC-klagomål.docx
@@ -1065,7 +1065,7 @@
     <w:r>
       <w:tab/>
       <w:tab/>
-      <w:t>2025-09-17</w:t>
+      <w:t>2025-09-18</w:t>
       <w:br/>
       <w:br/>
     </w:r>

--- a/klagomål/A 39825-2025 FSC-klagomål.docx
+++ b/klagomål/A 39825-2025 FSC-klagomål.docx
@@ -1065,7 +1065,7 @@
     <w:r>
       <w:tab/>
       <w:tab/>
-      <w:t>2025-09-18</w:t>
+      <w:t>2025-09-22</w:t>
       <w:br/>
       <w:br/>
     </w:r>

--- a/klagomål/A 39825-2025 FSC-klagomål.docx
+++ b/klagomål/A 39825-2025 FSC-klagomål.docx
@@ -1065,7 +1065,7 @@
     <w:r>
       <w:tab/>
       <w:tab/>
-      <w:t>2025-09-22</w:t>
+      <w:t>2025-09-23</w:t>
       <w:br/>
       <w:br/>
     </w:r>

--- a/klagomål/A 39825-2025 FSC-klagomål.docx
+++ b/klagomål/A 39825-2025 FSC-klagomål.docx
@@ -1065,7 +1065,7 @@
     <w:r>
       <w:tab/>
       <w:tab/>
-      <w:t>2025-09-23</w:t>
+      <w:t>2025-09-24</w:t>
       <w:br/>
       <w:br/>
     </w:r>

--- a/klagomål/A 39825-2025 FSC-klagomål.docx
+++ b/klagomål/A 39825-2025 FSC-klagomål.docx
@@ -1065,7 +1065,7 @@
     <w:r>
       <w:tab/>
       <w:tab/>
-      <w:t>2025-09-24</w:t>
+      <w:t>2025-09-25</w:t>
       <w:br/>
       <w:br/>
     </w:r>

--- a/klagomål/A 39825-2025 FSC-klagomål.docx
+++ b/klagomål/A 39825-2025 FSC-klagomål.docx
@@ -1065,7 +1065,7 @@
     <w:r>
       <w:tab/>
       <w:tab/>
-      <w:t>2025-09-25</w:t>
+      <w:t>2025-09-26</w:t>
       <w:br/>
       <w:br/>
     </w:r>

--- a/klagomål/A 39825-2025 FSC-klagomål.docx
+++ b/klagomål/A 39825-2025 FSC-klagomål.docx
@@ -1065,7 +1065,7 @@
     <w:r>
       <w:tab/>
       <w:tab/>
-      <w:t>2025-09-26</w:t>
+      <w:t>2025-09-27</w:t>
       <w:br/>
       <w:br/>
     </w:r>

--- a/klagomål/A 39825-2025 FSC-klagomål.docx
+++ b/klagomål/A 39825-2025 FSC-klagomål.docx
@@ -191,7 +191,7 @@
     </w:p>
     <w:p>
       <w:r>
-        <w:t>I avverkningsanmälan har följande 7 naturvårdsarter hittats: Hapalopilus aurantiacus (NT), spillkråka (NT, §4), tallticka (NT), ullticka (NT), mindre märgborre (S), stubbspretmossa (S) och tjäder (§4). Av dessa är 4 rödlistade. För rödlistade arter har rödlistekategorin angivits inom parentes. Arter som är signalarter enligt Skogsstyrelsen har markerats med (S). För fridlysta arter anges även paragrafen i Artskyddsförordningen som arten är fridlyst enligt.</w:t>
+        <w:t>I avverkningsanmälan har följande 9 naturvårdsarter hittats: Hapalopilus aurantiacus (NT), motaggsvamp (NT), spillkråka (NT, §4), tallticka (NT), ullticka (NT), björksplintborre (S), mindre märgborre (S), stubbspretmossa (S) och tjäder (§4). Av dessa är 5 rödlistade. För rödlistade arter har rödlistekategorin angivits inom parentes. Arter som är signalarter enligt Skogsstyrelsen har markerats med (S). För fridlysta arter anges även paragrafen i Artskyddsförordningen som arten är fridlyst enligt.</w:t>
       </w:r>
     </w:p>
     <w:p>
@@ -289,6 +289,17 @@
         <w:rPr>
           <w:b/>
         </w:rPr>
+        <w:t xml:space="preserve">Motaggsvamp (NT) </w:t>
+      </w:r>
+      <w:r>
+        <w:t>bildar mykorrhiza med tall i tallskog och hittas huvudsakligen i äldre, glesare skogsbestånd och hällmarksimpediment. Arten hotas främst av skogsavverkning och tycks försvinna efter slutavverkning, markberedning och plantering (SLU Artdatabanken, 2024).</w:t>
+      </w:r>
+    </w:p>
+    <w:p>
+      <w:r>
+        <w:rPr>
+          <w:b/>
+        </w:rPr>
         <w:t>Stubbspretmossa</w:t>
       </w:r>
       <w:r>
@@ -484,7 +495,7 @@
         <w:rPr>
           <w:i/>
         </w:rPr>
-        <w:t>I det avverkningsanmälda skogsområdet har 7 naturvårdsarter varav 4 rödlistade arter sina livsmiljöer och växtplatser.</w:t>
+        <w:t>I det avverkningsanmälda skogsområdet har 9 naturvårdsarter varav 5 rödlistade arter sina livsmiljöer och växtplatser.</w:t>
       </w:r>
     </w:p>
     <w:p>
@@ -1065,7 +1076,7 @@
     <w:r>
       <w:tab/>
       <w:tab/>
-      <w:t>2025-09-27</w:t>
+      <w:t>2025-09-28</w:t>
       <w:br/>
       <w:br/>
     </w:r>

--- a/klagomål/A 39825-2025 FSC-klagomål.docx
+++ b/klagomål/A 39825-2025 FSC-klagomål.docx
@@ -191,7 +191,7 @@
     </w:p>
     <w:p>
       <w:r>
-        <w:t>I avverkningsanmälan har följande 9 naturvårdsarter hittats: Hapalopilus aurantiacus (NT), motaggsvamp (NT), spillkråka (NT, §4), tallticka (NT), ullticka (NT), björksplintborre (S), mindre märgborre (S), stubbspretmossa (S) och tjäder (§4). Av dessa är 5 rödlistade. För rödlistade arter har rödlistekategorin angivits inom parentes. Arter som är signalarter enligt Skogsstyrelsen har markerats med (S). För fridlysta arter anges även paragrafen i Artskyddsförordningen som arten är fridlyst enligt.</w:t>
+        <w:t>I avverkningsanmälan har följande 19 naturvårdsarter hittats: knärot (VU, §8), dofttaggsvamp (NT), Hapalopilus aurantiacus (NT), motaggsvamp (NT), orange taggsvamp (NT), spillkråka (NT, §4), svart taggsvamp (NT), tallticka (NT), ullticka (NT), vedskivlav (NT), björksplintborre (S), fjällig taggsvamp s.str. (S), flagellkvastmossa (S), grovticka (S), grön sköldmossa (S, §8), mindre märgborre (S), stubbspretmossa (S), vedticka (S) och tjäder (§4). Av dessa är 10 rödlistade. För rödlistade arter har rödlistekategorin angivits inom parentes. Arter som är signalarter enligt Skogsstyrelsen har markerats med (S). För fridlysta arter anges även paragrafen i Artskyddsförordningen som arten är fridlyst enligt.</w:t>
       </w:r>
     </w:p>
     <w:p>
@@ -250,6 +250,39 @@
       <w:r>
         <w:rPr>
           <w:b/>
+        </w:rPr>
+        <w:t xml:space="preserve">Dofttaggsvamp (NT) </w:t>
+      </w:r>
+      <w:r>
+        <w:t>bildar mykorrhiza med gran i framför allt äldre ängsgranskog eller örtrik granskog av frisk lågörttyp. Arten hotas huvudsakligen av slutavverkning och den överlever sannolikt inte en avverkning eftersom den är beroende de levande barrträdens rötter. Troligen missgynnas den av allt för hård gallring eller plockhuggning om huggningen inte efterföljs av skogsbete. Fler örtrika barrskogar, särskilt de med trädkontinuitet, måste skyddas i större utsträckning än vad som tidigare gjorts (SLU Artdatabanken, 2024).</w:t>
+      </w:r>
+    </w:p>
+    <w:p>
+      <w:r>
+        <w:rPr>
+          <w:b/>
+        </w:rPr>
+        <w:t>Flagellkvastmossa</w:t>
+      </w:r>
+      <w:r>
+        <w:t xml:space="preserve"> förekommer framför allt i tallsumpskog, men finns även i relativt torra gran- och tallskogar. Den signalerar överallt skogsmiljöer med höga naturvärden och indikerar biotoper med rik och kontinuerlig förekomst av död ved i olika nedbrytningsstadier eller barlagd torvjord (Nitare &amp; Skogsstyrelsen, 2019).</w:t>
+      </w:r>
+    </w:p>
+    <w:p>
+      <w:r>
+        <w:rPr>
+          <w:b/>
+        </w:rPr>
+        <w:t>Grovticka</w:t>
+      </w:r>
+      <w:r>
+        <w:t xml:space="preserve"> är i skogslandskapet främst knuten till naturskogsartad äldre barrskog. Den är där en värdefull ”gammelskogsindikator” och påträffas mest vid tallar som är över 200 år gamla (Nitare &amp; Skogsstyrelsen, 2019).</w:t>
+      </w:r>
+    </w:p>
+    <w:p>
+      <w:r>
+        <w:rPr>
+          <w:b/>
           <w:i/>
         </w:rPr>
         <w:t>Hapalopilus aurantiacus</w:t>
@@ -300,10 +333,32 @@
         <w:rPr>
           <w:b/>
         </w:rPr>
+        <w:t xml:space="preserve">Orange taggsvamp (NT) </w:t>
+      </w:r>
+      <w:r>
+        <w:t>bildar mykorrhiza med både gran och tall och den förekommer främst i äldre barrskogar med kontinuitetsskogskaraktär. Mest frekvent är den i äldre mossrik granskog, men då bara i skogar inom granens naturliga utbredningsområde och i bestånd med långvarig grankontinuitet. Den totala populationen i landet bedöms ha minskat kraftigt och fortsatt kommer att minska då arten är knuten till en produktiv skogsmiljö som successivt avverkas. Arten hotas främst av skogsavverkning och tycks försvinna efter slutavverkning, markberedning och plantering och det är inte känt att arten har återkommit i anlagd skog på tidigare kalmark (SLU Artdatabanken, 2024).</w:t>
+      </w:r>
+    </w:p>
+    <w:p>
+      <w:r>
+        <w:rPr>
+          <w:b/>
+        </w:rPr>
         <w:t>Stubbspretmossa</w:t>
       </w:r>
       <w:r>
         <w:t xml:space="preserve"> växer på ved i rika löv- och barrskogar med relativt hög luftfuktighet och indikerar fuktiga skogsmiljöer med gott om murken ved och ofta höga naturvärden (SLU Artdatabanken, 2024).</w:t>
+      </w:r>
+    </w:p>
+    <w:p>
+      <w:r>
+        <w:rPr>
+          <w:b/>
+        </w:rPr>
+        <w:t xml:space="preserve">Svart taggsvamp (NT) </w:t>
+      </w:r>
+      <w:r>
+        <w:t>bildar huvudsakligen mykorrhiza med gran och tall, men även med ek och bok. Slutavverkning utgör det största hotet mot arten och den överlever sannolikt inte en föryngringshuggning då barrträdens rötter dör efter avverkningen. Förekomsterna i barrskog är särskilt utsatta eftersom arten föredrar att växa i äldre, virkesrika skogar med högre bonitet, som avverkas i rask takt. Fler äldre, virkesrika barrskogar med högre bonitet måste formellt skyddas som biotopskyddsområden eller naturreservat. Även oskyddade växtplatser i lövskogsbiotoper bör få ett starkt skydd. Skogsområden med svart taggsvamp bör inte gallras eller plockhuggas om inte huggningen efterföljs av skogsbete (SLU Artdatabanken, 2024).</w:t>
       </w:r>
     </w:p>
     <w:p>
@@ -344,6 +399,17 @@
       </w:r>
       <w:r>
         <w:t>. De två sistnämnda arterna står för närvarande (2020) som ej bedömda i rödlistan (SLU Artdatabanken, 2024; Nitare &amp; Skogsstyrelsen, 2019; Miettinen &amp; Niemelä, 2018).</w:t>
+      </w:r>
+    </w:p>
+    <w:p>
+      <w:r>
+        <w:rPr>
+          <w:b/>
+        </w:rPr>
+        <w:t>Vedskivlav (NT)</w:t>
+      </w:r>
+      <w:r>
+        <w:t xml:space="preserve"> växer på gammal, torr, exponerad, hård kärnved av framförallt tall i naturskogsartade bestånd. Avverkning av tallskog av naturskogskaraktär med spår av återkommande bränder är ett hot. Mängden lämplig ved att växa på för vedskivlav minskar, dels på grund av naturlig nedbrytning men framförallt på grund av att de förstörs i samband med slutavverkningar, gallringar och markberedning. Tall- och blandbarrskogar av naturskogskaraktär med spår av återkommande bränder bör skyddas (SLU Artdatabanken, 2024).</w:t>
       </w:r>
     </w:p>
     <w:p>
@@ -356,7 +422,7 @@
     </w:p>
     <w:p>
       <w:r>
-        <w:t>Följande fridlysta arter har sina livsmiljöer och växtplatser i den avverkningsanmälda skogen: spillkråka (NT, §4) och tjäder (§4).</w:t>
+        <w:t>Följande fridlysta arter har sina livsmiljöer och växtplatser i den avverkningsanmälda skogen: knärot (VU, §8), spillkråka (NT, §4), grön sköldmossa (S, §8) och tjäder (§4).</w:t>
       </w:r>
     </w:p>
     <w:p>
@@ -372,6 +438,103 @@
       <w:r>
         <w:t>(artikel 1). Vidare att de åtgärder som vidtas inte får leda till en försämring av den nuvarande situationen beträffande bevarandet av de fågelarter som avses i artikel 1 (artikel 13). Fågeldirektivet är styrande för tillsynsansvariga myndigheters ärendehantering, ställningstaganden och beslutsfattande.</w:t>
       </w:r>
+    </w:p>
+    <w:p>
+      <w:r>
+        <w:rPr>
+          <w:b/>
+        </w:rPr>
+        <w:t>Grön sköldmossa (§8)</w:t>
+      </w:r>
+      <w:r>
+        <w:t xml:space="preserve"> omfattas av EU:s art- och habitatdirektiv bilaga 2 vilket innebär att det finns ett uttalat intresse inom Europeiska unionen att bevara arten. Grön sköldmossa kräver skog som har ett speciellt mikroklimat med hög och jämn luftfuktighet i kombination med rik tillgång på död ved (Nitare, 2019). I praktiken handlar det om åtminstone 50 meter med skyddande skog för att undvika uttorkning av marken (Hallingbäck, personligt meddelande 2022-02-24). Grön sköldmossa är en ansvarsart för Sverige då en särskilt stor andel av Europas population finns i landet. Mark- och miljööverdomstolen (MÖD) har i mål nr M 2019-20 (18 februari 2019) slagit fast att grön sköldmossa (§8) är dispenspliktig och att exemplar av arten inte får skadas utan dispens (MÖD, mål nr M 2019-20).</w:t>
+      </w:r>
+    </w:p>
+    <w:p>
+      <w:r>
+        <w:rPr>
+          <w:b/>
+        </w:rPr>
+        <w:t>Knärot (VU, §8)</w:t>
+      </w:r>
+      <w:r>
+        <w:t xml:space="preserve"> är rödlistad som sårbar och fridlyst enligt 8§ artskyddsförordningen. En nyligen genomförd analys av 79 floraväktarlokaler indikerar att det behövs någonstans mellan 100 och 150 meters skyddszon för att en knärotspopulation inte ska dö ut på lång sikt (Sebestyén &amp; Sundberg, 2025). Detta ligger väl i linje med tidigare genomförda studier som visar att det krävs väl tilltagna buffertzoner för att knäroten inte ska ta skada av skogsbruksåtgärder i intilliggande skog (Johnson, 2014; Koelmeijer m.fl., 2022; Skogsstyrelsen, 2022). Arten är även känslig för gallring vilket framgår av Skogsstyrelsens egen vägledning för hänsyn till knärot (Skogsstyrelsen, 2022). För rika förekomster av knärot är reservatsbildning eller biotopskydd lämpliga åtgärder för att skydda den. På knärot kan den sällsynta rostsvampen </w:t>
+      </w:r>
+      <w:r>
+        <w:rPr>
+          <w:i/>
+        </w:rPr>
+        <w:t>Pucciniastrum goodyerae</w:t>
+      </w:r>
+      <w:r>
+        <w:t xml:space="preserve"> påträffas. </w:t>
+      </w:r>
+      <w:r>
+        <w:rPr>
+          <w:i/>
+        </w:rPr>
+        <w:t>Pucciniastrum goodyerae</w:t>
+      </w:r>
+      <w:r>
+        <w:t xml:space="preserve"> är klassad som NE (ej bedömd) i rödlistan(SLU Artdatabanken, 2024).</w:t>
+      </w:r>
+    </w:p>
+    <w:p>
+      <w:r>
+        <w:t>I det avverkningsanmälda området finns 1 fyndplatser för knärot registrerade på Artportalen. Figur 2 visar gränserna för buffertzoner på 50 m, som behöver lämnas kring fyndplatserna för att knärotslokalerna inte ska försvinna vid en avverkning. Av det avverkningsanmälda området överlappar 0.28 ha med buffertzonerna och får av detta skäl inte avverkas.</w:t>
+      </w:r>
+    </w:p>
+    <w:p>
+      <w:pPr>
+        <w:pStyle w:val="Caption"/>
+      </w:pPr>
+      <w:r>
+        <w:drawing>
+          <wp:inline xmlns:a="http://schemas.openxmlformats.org/drawingml/2006/main" xmlns:pic="http://schemas.openxmlformats.org/drawingml/2006/picture">
+            <wp:extent cx="5486400" cy="8015503"/>
+            <wp:docPr id="2" name="Picture 2"/>
+            <wp:cNvGraphicFramePr>
+              <a:graphicFrameLocks noChangeAspect="1"/>
+            </wp:cNvGraphicFramePr>
+            <a:graphic>
+              <a:graphicData uri="http://schemas.openxmlformats.org/drawingml/2006/picture">
+                <pic:pic>
+                  <pic:nvPicPr>
+                    <pic:cNvPr id="0" name="A 39825-2025 karta knärot.png"/>
+                    <pic:cNvPicPr/>
+                  </pic:nvPicPr>
+                  <pic:blipFill>
+                    <a:blip r:embed="rId17"/>
+                    <a:stretch>
+                      <a:fillRect/>
+                    </a:stretch>
+                  </pic:blipFill>
+                  <pic:spPr>
+                    <a:xfrm>
+                      <a:off x="0" y="0"/>
+                      <a:ext cx="5486400" cy="8015503"/>
+                    </a:xfrm>
+                    <a:prstGeom prst="rect"/>
+                  </pic:spPr>
+                </pic:pic>
+              </a:graphicData>
+            </a:graphic>
+          </wp:inline>
+        </w:drawing>
+      </w:r>
+    </w:p>
+    <w:p>
+      <w:pPr>
+        <w:pStyle w:val="Caption"/>
+      </w:pPr>
+      <w:r>
+        <w:t>Figur 2. Fyndplatser och buffertzoner för knärot i det avverkningsanmälda området. Endast fyndplatser vars buffertzoner överlappar med det avverkningsanmälda området har tagits med i visualiseringen. Kartans mittpunktskoordinat är N 6555918, E 636427 i SWEREF 99 TM.</w:t>
+      </w:r>
+    </w:p>
+    <w:p>
+      <w:pPr>
+        <w:pStyle w:val="Caption"/>
+      </w:pPr>
     </w:p>
     <w:p>
       <w:r>
@@ -495,7 +658,7 @@
         <w:rPr>
           <w:i/>
         </w:rPr>
-        <w:t>I det avverkningsanmälda skogsområdet har 9 naturvårdsarter varav 5 rödlistade arter sina livsmiljöer och växtplatser.</w:t>
+        <w:t>I det avverkningsanmälda skogsområdet har 19 naturvårdsarter varav 10 rödlistade arter sina livsmiljöer och växtplatser.</w:t>
       </w:r>
     </w:p>
     <w:p>
@@ -695,6 +858,375 @@
         <w:t>BILAGA 1 –</w:t>
         <w:br/>
         <w:t>Fridlysta och rödlistade arter</w:t>
+      </w:r>
+    </w:p>
+    <w:p>
+      <w:pPr>
+        <w:pStyle w:val="Heading1"/>
+      </w:pPr>
+      <w:r>
+        <w:t>Grön sköldmossa – ekologi samt krav på livsmiljön</w:t>
+      </w:r>
+    </w:p>
+    <w:p>
+      <w:r>
+        <w:t>Grön sköldmossa, fridlyst enligt 8§ artskyddsförordningen, växer på stubbar och lågor av olika trädslag, huvudsakligen i sena nedbrytningsstadier och på och mellan grova rötter av levande och döda träd. Den förekommer i Sverige främst i näringsrika granskogar med stort inslag av löv, arten är kortlivad och antalet kapslar varierar kraftigt mellan olika år (SLU Artdatabanken, 2021). Grön sköldmossa kräver skog som har ett speciellt mikroklimat med hög och jämn luftfuktighet i kombination med rik tillgång på död ved (Nitare, 2019). I praktiken handlar det om åtminstone 50 meter med skyddande skog för att undvika uttorkning av marken (Hallingbäck, personligt meddelande 2022-02-24).</w:t>
+      </w:r>
+    </w:p>
+    <w:p>
+      <w:r>
+        <w:t>Arten har sin huvudutbredning i sydöstra Sverige (SLU Artdatabanken, 2021). Allvarligaste hoten mot arten är skogsavverkning och brist på död ved. Brist på naturligt döda träd i dagens produktionsskogar gör att arten blir allt sällsyntare (Hallingbäck, 2016). Död ved i större mängd bör lämnas och träd tillåtas åldras och dö för att skapa kontinuerlig tillgång på livsmiljöer. Träd och livsmiljö bör skyddas genom att lämna trädgrupper, ytor eller zoner (SLU Artdatabanken, 2021).</w:t>
+      </w:r>
+    </w:p>
+    <w:p>
+      <w:r>
+        <w:t>Grön sköldmossa är upptagen i EU:s Habitatdirektiv bilaga 2 vilket innebär att det  finns ett uttalat intresse inom Europeiska unionen att bevara arten. Grön sköldmossa är en ansvarsart för Sverige då en särskilt stor andel av Europas population finns i landet. Förutom i östra Sverige har arten inga större sammanhängande utbredningar med gynnsam bevarandestatus söderut i Europa förrän i Montenegro. Det finns enbart liten förekomst med gynnsam regional bevarandestatus i södra Frankrike och södra Polen. Grön sköldmossa är typisk art för 9010 Taiga och 9750 Svämlövskog (Natura 2000) och omfattas även av Bernkonventionen bilaga 1.</w:t>
+      </w:r>
+    </w:p>
+    <w:p>
+      <w:r>
+        <w:t>Fridlysningen enligt §§ 8 och 15 Artskyddsförordningen innebär att det är förbjudet att på något sätt skada exemplar av arten. Artskyddsförordning (2007:845):</w:t>
+      </w:r>
+    </w:p>
+    <w:p>
+      <w:pPr>
+        <w:pStyle w:val="ListBullet"/>
+      </w:pPr>
+      <w:r>
+        <w:t>8 § I fråga om sådana vilt levande kärlväxter, mossor, lavar, svampar och alger som anges i bilaga 2 till denna förordning är det förbjudet att i den omfattning som framgår av bilagan 1. plocka, gräva upp eller på annat sätt ta bort eller skada exemplar av växterna, och 2. ta bort eller skada frön eller andra delar.</w:t>
+      </w:r>
+    </w:p>
+    <w:p>
+      <w:pPr>
+        <w:pStyle w:val="ListBullet"/>
+      </w:pPr>
+      <w:r>
+        <w:t>15 § Länsstyrelsen får i det enskilda fallet ge dispens från förbuden i 6, 8 och 9 §§ som avser länet eller del av länet, om det inte finns någon annan lämplig lösning och dispensen inte försvårar upprätthållandet av en gynnsam bevarandestatus hos artens bestånd i dess naturliga utbredningsområde.</w:t>
+      </w:r>
+    </w:p>
+    <w:p>
+      <w:r>
+        <w:t>Grön sköldmossa är även listad som B i Artskyddsförordningen vilket innebär att den är en art av unionsintresse:</w:t>
+      </w:r>
+    </w:p>
+    <w:p>
+      <w:pPr>
+        <w:pStyle w:val="ListBullet"/>
+      </w:pPr>
+      <w:r>
+        <w:t>B: Arten har enligt fågeldirektivet eller art- och habitatdirektivet ett sådant unionsintresse att särskilda skyddsområden (fågeldirektivet) eller bevarandeområden (art- och habitatdirektivet) behöver utses. Arten finns upptagen i bilaga 1 till fågeldirektivet eller bilaga 2 till art- och habitatdirektivet.</w:t>
+      </w:r>
+    </w:p>
+    <w:p>
+      <w:r>
+        <w:t>Mark- och miljööverdomstolen (MÖD) har i mål nr M 2019-20 (18 februari 2019) slagit fast att grön sköldmossa (§8) är dispenspliktig och att exemplar av arten inte får skadas utan dispens (MÖD, mål nr M 2019-20).</w:t>
+      </w:r>
+    </w:p>
+    <w:p>
+      <w:pPr>
+        <w:pStyle w:val="Heading2"/>
+      </w:pPr>
+      <w:r>
+        <w:t>Referenser – grön sköldmossa</w:t>
+      </w:r>
+    </w:p>
+    <w:p>
+      <w:r>
+        <w:t xml:space="preserve">Hallingbäck T., 2016. </w:t>
+      </w:r>
+      <w:r>
+        <w:rPr>
+          <w:i/>
+        </w:rPr>
+        <w:t xml:space="preserve">Mossor en fältguide. </w:t>
+      </w:r>
+      <w:r>
+        <w:t>Naturcentrum.</w:t>
+      </w:r>
+    </w:p>
+    <w:p>
+      <w:r>
+        <w:t xml:space="preserve">Hallingbäck T., 2022. </w:t>
+      </w:r>
+      <w:r>
+        <w:rPr>
+          <w:i/>
+        </w:rPr>
+        <w:t xml:space="preserve">Personligt meddelande 2022-02-24. </w:t>
+      </w:r>
+      <w:r>
+        <w:t>SLU Artdatabanken. Se nedan.</w:t>
+      </w:r>
+    </w:p>
+    <w:p>
+      <w:r>
+        <w:t xml:space="preserve">Mark- och miljööverdomstolen. </w:t>
+      </w:r>
+      <w:r>
+        <w:rPr>
+          <w:i/>
+        </w:rPr>
+        <w:t xml:space="preserve">Dom 18 februari 2019 i mål nr M 2019-20 </w:t>
+      </w:r>
+      <w:r>
+        <w:t>(MÖD, mål nr M 2019-20)</w:t>
+      </w:r>
+    </w:p>
+    <w:p>
+      <w:r>
+        <w:t xml:space="preserve">Nitare, J., 2019. </w:t>
+      </w:r>
+      <w:r>
+        <w:rPr>
+          <w:i/>
+        </w:rPr>
+        <w:t xml:space="preserve">Skyddsvärd skog – Naturvårdsarter och andra kriterier för naturvärdesbedömning. </w:t>
+      </w:r>
+      <w:r>
+        <w:t>Skogsstyrelsen.</w:t>
+      </w:r>
+    </w:p>
+    <w:p>
+      <w:r>
+        <w:t xml:space="preserve">SLU Artdatabanken, 2021. </w:t>
+      </w:r>
+      <w:r>
+        <w:rPr>
+          <w:i/>
+        </w:rPr>
+        <w:t xml:space="preserve">Artfaktablad. Naturvård – artfakta. </w:t>
+      </w:r>
+      <w:r>
+        <w:t>SLU Artdatabanken, Uppsala</w:t>
+      </w:r>
+    </w:p>
+    <w:p>
+      <w:r>
+        <w:t>Hallingbäck, personligt meddelande 2022-02-24</w:t>
+      </w:r>
+    </w:p>
+    <w:p>
+      <w:pPr>
+        <w:jc w:val="left"/>
+      </w:pPr>
+      <w:r>
+        <w:t>Från: Tomas Hallingbäck &lt;Tomas.Hallingback@slu.se&gt;</w:t>
+        <w:br/>
+        <w:t>Date: tors 24 feb. 2022 kl 17:49</w:t>
+        <w:br/>
+        <w:t>Subject: Re: Grön sköldmossa</w:t>
+        <w:br/>
+        <w:t>To: Magnus Kasselstrand &lt;magnus.kasselstrand@gmail.com&gt;</w:t>
+      </w:r>
+    </w:p>
+    <w:p>
+      <w:r>
+        <w:t>Hej Magnus,</w:t>
+      </w:r>
+    </w:p>
+    <w:p>
+      <w:r>
+        <w:t>Tyvärr finns inga studier på just detta, men uttorkning av underlaget är en starkt negativ faktor för grön sköldmossa, och jag brukar hänvisa till lokalklimatiska studier som visar att skyddskappan för att förhindra uttorkning av marken ligger på minst tre trädlängder skog (för plan mark), kortare för kuperad terräng, och detta blir i praktiken åtminstone 50 meter.</w:t>
+      </w:r>
+    </w:p>
+    <w:p>
+      <w:r>
+        <w:t>MVH</w:t>
+        <w:br/>
+        <w:t>Tomas Hallingbäck</w:t>
+      </w:r>
+    </w:p>
+    <w:p>
+      <w:pPr>
+        <w:pStyle w:val="Heading1"/>
+      </w:pPr>
+      <w:r>
+        <w:t>Knärot – ekologi samt krav på livsmiljön</w:t>
+      </w:r>
+    </w:p>
+    <w:p>
+      <w:r>
+        <w:t>Knärot är fridlyst enligt 8 och 15 §§ artskyddsförordningen och klassad som sårbar (VU) enligt rödlistan 2020. Knärot är beroende av hög och jämn luftfuktighet i gamla, ostörda skogsmiljöer och är känslig för snabba förändringar av ljus-/vindförhållanden eller uttorkning. På grund av ett alltför intensivt skogsbruk har den minskat med 40 (25–50) % under de senaste 60 åren och i framtiden bedöms minskningstakten uppgå till 30 (20–40) %. Till följd av att arten har en dokumenterat högre minskningstakt i förhållande till sin generationstid än vad som tidigare varit känt (data från Riksskogstaxeringen) höjdes den till hotkategori sårbar (VU) i rödlistan 2020 (SLU Artdatabanken, 2024).</w:t>
+      </w:r>
+    </w:p>
+    <w:p>
+      <w:r>
+        <w:t>En analys av 79 floraväktarlokaler åren 1990–2015 vilka återbesökts under 2020–2024 visade på en tydlig negativ påverkan på knärotsförekomster från större hyggen i närområdet (inom 150–200 m) vilket indikerar att kanteffekter har en stor påverkan på populationerna. Resultaten bekräftar knärotens känslighet för kanteffekter och visar vikten av att skydda större skogsbestånd för att bevara arten. Om det blir höga andelar (&gt;30%) hyggen inom 200 meter från en knärotsförekomst så ökar risken för att en knärotspopulation dör ut och det verkar det behövas någonstans mellan 100 och 150 meters skyddszon för att bevara arten på lång sikt (Sebestyén &amp; Sundberg, 2025).</w:t>
+      </w:r>
+    </w:p>
+    <w:p>
+      <w:r>
+        <w:t xml:space="preserve">Samuel Johnsons doktorsavhandling </w:t>
+      </w:r>
+      <w:r>
+        <w:rPr>
+          <w:i/>
+        </w:rPr>
+        <w:t>“Retention Forestry as a Conservation Measure for Boreal Forest Ground Vegetation”</w:t>
+      </w:r>
+      <w:r>
+        <w:t xml:space="preserve"> (SLU, Uppsala 2014) visar att det krävs väl tilltagna skyddszoner för att knärotens växtplatser inte ska ta skada av skogsbruksåtgärder i intilliggande områden: </w:t>
+      </w:r>
+      <w:r>
+        <w:rPr>
+          <w:i/>
+        </w:rPr>
+        <w:t xml:space="preserve">“Study III shows that retention patches smaller than 0.5 ha do not lifeboat the sensitive forest herb G. repens, a species that depend on stable microclimatic conditions typical for intact forest stands.” </w:t>
+      </w:r>
+      <w:r>
+        <w:t xml:space="preserve">Vidare </w:t>
+      </w:r>
+      <w:r>
+        <w:rPr>
+          <w:i/>
+        </w:rPr>
+        <w:t>“More sensitive forest species are not lifeboated in retention patches ranging from 0.05 to 0.5 ha (Papers II &amp; III).”</w:t>
+      </w:r>
+    </w:p>
+    <w:p>
+      <w:r>
+        <w:t xml:space="preserve">Johnsons (2014) rekommendation på minst 50 meters breda skyddszoner runt knärotens växtplatser motsvarar en areal på 0,78 hektar, vilket ligger i linje med andra studier som gjorts på känsliga skogsarter: </w:t>
+      </w:r>
+      <w:r>
+        <w:rPr>
+          <w:i/>
+        </w:rPr>
+        <w:t>“In study III I also show that translocated specimens of G. repens survives well in mature forests at least 50 m from the nearest edge to an open area. Moreover, measures of temperature and humidity show that such distances from an open area is far enough to offer a microclimate that is more stable compared to what present in retention patches of around 0.1 ha. This means that the very centre of a circular patch with radius 50 m (equals a size of 0.78 ha) should offer conditions similar to interior forest and would perhaps be a suitable habitat for G. repens and similar species. Previous studies from both North America and Sweden have also concluded that patches between 0.5 and one ha are sufficient for preserving interior forest vegetation as well as sensitive lichens and bryophytes (de Graaf &amp; Roberts 2009; Halpern et al. 2012; Rudolphi et al. 2014).”</w:t>
+      </w:r>
+    </w:p>
+    <w:p>
+      <w:r>
+        <w:t>En nyligen publicerad vetenskaplig uppsats av Koelmeijer m.fl. (2022) inkluderar orkidén knärots skyddsbehov. I uppsatsen berörs problemet med uttorkning för växter, bl.a. för knärot, ett problem som blivit accentuerat på grund av den pågående klimatförändringen och torra somrar, t.ex. den exceptionellt torra sommaren 2018. I uppsatsen undersöks områden med tre olika avstånd från kalhyggeskant med avseende på skydd bl.a. för knärot. Det första området har avstånd upp till 20 m från hyggeskant (Strong edge effect), det andra 20–40 m från hyggeskant (Weak edge effect) och det tredje avser större avstånd från hyggeskant, där kanteffekten anses vara försumbar (Interior). Ett resultat var att man fann stor eller mycket stor uttorkningseffekt på känsliga och rödlistade skogsarter vid de kortare avstånden till hyggeskant, medan effekt av uttorkning inte konstaterades på större avstånd (Interior). För orkidén knärot fann man en rik förekomst (upp till 0,06 dm2/m2) på stort avstånd från hyggeskant (Interior), medan förekomsten var liten eller närmast försumbar i de områden som klassificerades som Weak edge effect respektive Strong edge effect. Arbetet påpekar att de allt oftare förekommande torra somrarna ger ytterligare skäl att utöka skyddsavståndet från hyggen till den fuktkrävande arten knärot (Koelmeijer m.fl., 2022).</w:t>
+      </w:r>
+    </w:p>
+    <w:p>
+      <w:r>
+        <w:t>Även Skogsstyrelsens egen vägledning för hänsyn till knärot ligger i linje med ovanstående forskningsstudier. Av vägledningen framgår det att för med hög sannolikhet kunna bevara befintliga förekomster krävs relativt stora avsättningar av uppvuxen skog med slutet och relativt tätt kronskikt. Som riktlinje kan krävas ett avstånd på 50 meter in från brynet för att vidmakthålla ett fungerande mikroklimat. Detta innebär att fristående hänsynsytor för många arter (kärlväxter, lavar och mossor) kan behöva ha en area överstigande 0,8 hektar (cirkelyta med radien 50 meter = 0,78 hektar) för att bibehålla lokalklimatet. Även ganska små förändringar i form av förändrade ljus- och fuktighetsförhållanden, till exempel till följd av gallring, kan leda till att arten försvinner till följd av konkurrens med mera ljuskrävande och snabbväxande arter (Skogsstyrelsen, 2022).</w:t>
+      </w:r>
+    </w:p>
+    <w:p>
+      <w:r>
+        <w:t>Vid tillämpning av försiktighetsprincipen enligt 2 kap. 3 § miljöbalken bör sålunda 100–150 meters skyddszon lämnas runt knärotens växtplatser.</w:t>
+      </w:r>
+    </w:p>
+    <w:p>
+      <w:pPr>
+        <w:pStyle w:val="Heading2"/>
+      </w:pPr>
+      <w:r>
+        <w:t>Referenser – knärot</w:t>
+      </w:r>
+    </w:p>
+    <w:p>
+      <w:r>
+        <w:t xml:space="preserve">de Graaf M &amp; Roberts M.R., 2009. </w:t>
+      </w:r>
+      <w:r>
+        <w:rPr>
+          <w:i/>
+        </w:rPr>
+        <w:t xml:space="preserve">Short-term response of the herbaceous layer within leave patches after harvest. </w:t>
+      </w:r>
+      <w:r>
+        <w:t>Forest Ecology and Management 257, 1014–1025</w:t>
+      </w:r>
+    </w:p>
+    <w:p>
+      <w:r>
+        <w:t xml:space="preserve">Halpern, C. B., Halaj, J., Evans, S. A., &amp; Dovciak, M., 2012. </w:t>
+      </w:r>
+      <w:r>
+        <w:rPr>
+          <w:i/>
+        </w:rPr>
+        <w:t xml:space="preserve">Level and pattern of overstory retention interact to shape long-term responses of understories to timber harvest. </w:t>
+      </w:r>
+      <w:r>
+        <w:t>Ecological Applications, 22, 2049–2064</w:t>
+      </w:r>
+    </w:p>
+    <w:p>
+      <w:r>
+        <w:t xml:space="preserve">Johnson, S., 2014. </w:t>
+      </w:r>
+      <w:r>
+        <w:rPr>
+          <w:i/>
+        </w:rPr>
+        <w:t>Retention Forestry as a Conservation Measure for Boreal Forest Ground Vegetation</w:t>
+      </w:r>
+      <w:r>
+        <w:t>. Doktorsavhandling, SLU, Uppsala</w:t>
+      </w:r>
+    </w:p>
+    <w:p>
+      <w:r>
+        <w:t xml:space="preserve">Koelmeijer, I. A., Ehrlén, J., Jönsson, M., De Frenne, P., Berg, P., Andersson, J., Weibull, H. &amp; Hylander, N. 2022. </w:t>
+      </w:r>
+      <w:r>
+        <w:rPr>
+          <w:i/>
+        </w:rPr>
+        <w:t xml:space="preserve">Interactive effects of drought and edge exposure on old-growth forest understory species. </w:t>
+      </w:r>
+      <w:r>
+        <w:t>Landscape Ecology, 37, sid 1839–1853</w:t>
+      </w:r>
+    </w:p>
+    <w:p>
+      <w:r>
+        <w:t xml:space="preserve">Rudolphi, J., Jönsson, M. T., &amp; Gustafsson, L., 2014. </w:t>
+      </w:r>
+      <w:r>
+        <w:rPr>
+          <w:i/>
+        </w:rPr>
+        <w:t xml:space="preserve">Biological legacies buffer local species extinction after logging. </w:t>
+      </w:r>
+      <w:r>
+        <w:t>Journal of Applied Ecology. 51, 53–62.</w:t>
+      </w:r>
+    </w:p>
+    <w:p>
+      <w:r>
+        <w:t xml:space="preserve">Sebestyén, L. och Sundberg, S. 2025.  </w:t>
+      </w:r>
+      <w:r>
+        <w:rPr>
+          <w:i/>
+        </w:rPr>
+        <w:t>Påverkan på knärotslokaler från hyggen i närheten.</w:t>
+      </w:r>
+      <w:r>
+        <w:t xml:space="preserve"> DAPHNE 36:1 2025. Botaniska Sällskapet i Stockholm</w:t>
+      </w:r>
+    </w:p>
+    <w:p>
+      <w:r>
+        <w:t xml:space="preserve">Skogsstyrelsen, 2022. </w:t>
+      </w:r>
+      <w:r>
+        <w:rPr>
+          <w:i/>
+        </w:rPr>
+        <w:t xml:space="preserve">Vägledning för hänsyn till knärot. </w:t>
+      </w:r>
+      <w:r>
+        <w:t>https://www.skogsstyrelsen.se/lag-och-tillsyn/artskydd/vagledningar-och-kunskapsstod-artskydd/vagledning-for-hansyn-till-knarot/</w:t>
+      </w:r>
+    </w:p>
+    <w:p>
+      <w:r>
+        <w:t xml:space="preserve">SLU Artdatabanken, 2024. </w:t>
+      </w:r>
+      <w:r>
+        <w:rPr>
+          <w:i/>
+        </w:rPr>
+        <w:t xml:space="preserve">Artfaktablad. Naturvård – artfakta. </w:t>
+      </w:r>
+      <w:r>
+        <w:t>SLU Artdatabanken, Uppsala</w:t>
       </w:r>
     </w:p>
     <w:p>
@@ -1076,7 +1608,7 @@
     <w:r>
       <w:tab/>
       <w:tab/>
-      <w:t>2025-09-28</w:t>
+      <w:t>2025-09-29</w:t>
       <w:br/>
       <w:br/>
     </w:r>

--- a/klagomål/A 39825-2025 FSC-klagomål.docx
+++ b/klagomål/A 39825-2025 FSC-klagomål.docx
@@ -1608,7 +1608,7 @@
     <w:r>
       <w:tab/>
       <w:tab/>
-      <w:t>2025-09-29</w:t>
+      <w:t>2025-09-30</w:t>
       <w:br/>
       <w:br/>
     </w:r>

--- a/klagomål/A 39825-2025 FSC-klagomål.docx
+++ b/klagomål/A 39825-2025 FSC-klagomål.docx
@@ -1608,7 +1608,7 @@
     <w:r>
       <w:tab/>
       <w:tab/>
-      <w:t>2025-09-30</w:t>
+      <w:t>2025-10-01</w:t>
       <w:br/>
       <w:br/>
     </w:r>

--- a/klagomål/A 39825-2025 FSC-klagomål.docx
+++ b/klagomål/A 39825-2025 FSC-klagomål.docx
@@ -1608,7 +1608,7 @@
     <w:r>
       <w:tab/>
       <w:tab/>
-      <w:t>2025-10-01</w:t>
+      <w:t>2025-10-02</w:t>
       <w:br/>
       <w:br/>
     </w:r>

--- a/klagomål/A 39825-2025 FSC-klagomål.docx
+++ b/klagomål/A 39825-2025 FSC-klagomål.docx
@@ -1608,7 +1608,7 @@
     <w:r>
       <w:tab/>
       <w:tab/>
-      <w:t>2025-10-02</w:t>
+      <w:t>2025-10-03</w:t>
       <w:br/>
       <w:br/>
     </w:r>

--- a/klagomål/A 39825-2025 FSC-klagomål.docx
+++ b/klagomål/A 39825-2025 FSC-klagomål.docx
@@ -1608,7 +1608,7 @@
     <w:r>
       <w:tab/>
       <w:tab/>
-      <w:t>2025-10-03</w:t>
+      <w:t>2025-10-04</w:t>
       <w:br/>
       <w:br/>
     </w:r>

--- a/klagomål/A 39825-2025 FSC-klagomål.docx
+++ b/klagomål/A 39825-2025 FSC-klagomål.docx
@@ -1608,7 +1608,7 @@
     <w:r>
       <w:tab/>
       <w:tab/>
-      <w:t>2025-10-16</w:t>
+      <w:t>2025-10-17</w:t>
       <w:br/>
       <w:br/>
     </w:r>

--- a/klagomål/A 39825-2025 FSC-klagomål.docx
+++ b/klagomål/A 39825-2025 FSC-klagomål.docx
@@ -1608,7 +1608,7 @@
     <w:r>
       <w:tab/>
       <w:tab/>
-      <w:t>2025-10-17</w:t>
+      <w:t>2025-10-18</w:t>
       <w:br/>
       <w:br/>
     </w:r>

--- a/klagomål/A 39825-2025 FSC-klagomål.docx
+++ b/klagomål/A 39825-2025 FSC-klagomål.docx
@@ -1608,7 +1608,7 @@
     <w:r>
       <w:tab/>
       <w:tab/>
-      <w:t>2025-10-18</w:t>
+      <w:t>2025-10-19</w:t>
       <w:br/>
       <w:br/>
     </w:r>

--- a/klagomål/A 39825-2025 FSC-klagomål.docx
+++ b/klagomål/A 39825-2025 FSC-klagomål.docx
@@ -1608,7 +1608,7 @@
     <w:r>
       <w:tab/>
       <w:tab/>
-      <w:t>2025-10-19</w:t>
+      <w:t>2025-10-20</w:t>
       <w:br/>
       <w:br/>
     </w:r>

--- a/klagomål/A 39825-2025 FSC-klagomål.docx
+++ b/klagomål/A 39825-2025 FSC-klagomål.docx
@@ -1608,7 +1608,7 @@
     <w:r>
       <w:tab/>
       <w:tab/>
-      <w:t>2025-10-20</w:t>
+      <w:t>2025-10-21</w:t>
       <w:br/>
       <w:br/>
     </w:r>

--- a/klagomål/A 39825-2025 FSC-klagomål.docx
+++ b/klagomål/A 39825-2025 FSC-klagomål.docx
@@ -476,7 +476,7 @@
         <w:t>Pucciniastrum goodyerae</w:t>
       </w:r>
       <w:r>
-        <w:t xml:space="preserve"> är klassad som NE (ej bedömd) i rödlistan(SLU Artdatabanken, 2024).</w:t>
+        <w:t xml:space="preserve"> är klassad som NE (ej bedömd) i rödlistan (SLU Artdatabanken, 2024).</w:t>
       </w:r>
     </w:p>
     <w:p>
@@ -549,6 +549,17 @@
     </w:p>
     <w:p>
       <w:r>
+        <w:rPr>
+          <w:b/>
+        </w:rPr>
+        <w:t>Tjäder (§4)</w:t>
+      </w:r>
+      <w:r>
+        <w:t xml:space="preserve"> är en utpräglad skogsfågel knuten till större sammanhängande barrskogsområden. Tupparna och hönorna utnyttjar till viss del olika miljöer, och habitatvalet varierar dessutom mellan olika delar av året. För att det ska finnas livskraftiga tjäderbestånd krävs funktionella skogslandskap med en blandning av uppvuxen, gles och luckig skog, täta sumpskogar, myrar och andra små våtmarker. Arten försvinner när skogen fragmenteras och den sammanlagda arealen hyggen och andra öppna områden blir för stor. Ett småskaligt och försiktigt virkesuttag genom hyggesfria metoder kan i vissa fall vara möjligt i området inom 200 m från lekcentrum. Längre ut från lekcentrum, inom 200–500 m bör den avverkade ytan inte överskrida 1 hektar för att undvika alltför stora och snabba förändringar (Skogsstyrelsen, 2019).</w:t>
+      </w:r>
+    </w:p>
+    <w:p>
+      <w:r>
         <w:t>I BILAGA 1 finns mer detaljerad information om ekologi samt krav på livsmiljö hos fridlysta arter.</w:t>
       </w:r>
     </w:p>
@@ -1608,7 +1619,7 @@
     <w:r>
       <w:tab/>
       <w:tab/>
-      <w:t>2025-10-21</w:t>
+      <w:t>2025-10-22</w:t>
       <w:br/>
       <w:br/>
     </w:r>

--- a/klagomål/A 39825-2025 FSC-klagomål.docx
+++ b/klagomål/A 39825-2025 FSC-klagomål.docx
@@ -1619,7 +1619,7 @@
     <w:r>
       <w:tab/>
       <w:tab/>
-      <w:t>2025-10-22</w:t>
+      <w:t>2025-10-23</w:t>
       <w:br/>
       <w:br/>
     </w:r>

--- a/klagomål/A 39825-2025 FSC-klagomål.docx
+++ b/klagomål/A 39825-2025 FSC-klagomål.docx
@@ -1619,7 +1619,7 @@
     <w:r>
       <w:tab/>
       <w:tab/>
-      <w:t>2025-10-23</w:t>
+      <w:t>2025-10-24</w:t>
       <w:br/>
       <w:br/>
     </w:r>

--- a/klagomål/A 39825-2025 FSC-klagomål.docx
+++ b/klagomål/A 39825-2025 FSC-klagomål.docx
@@ -1619,7 +1619,7 @@
     <w:r>
       <w:tab/>
       <w:tab/>
-      <w:t>2025-10-24</w:t>
+      <w:t>2025-10-25</w:t>
       <w:br/>
       <w:br/>
     </w:r>

--- a/klagomål/A 39825-2025 FSC-klagomål.docx
+++ b/klagomål/A 39825-2025 FSC-klagomål.docx
@@ -1619,7 +1619,7 @@
     <w:r>
       <w:tab/>
       <w:tab/>
-      <w:t>2025-10-25</w:t>
+      <w:t>2025-10-26</w:t>
       <w:br/>
       <w:br/>
     </w:r>

--- a/klagomål/A 39825-2025 FSC-klagomål.docx
+++ b/klagomål/A 39825-2025 FSC-klagomål.docx
@@ -1619,7 +1619,7 @@
     <w:r>
       <w:tab/>
       <w:tab/>
-      <w:t>2025-10-26</w:t>
+      <w:t>2025-10-27</w:t>
       <w:br/>
       <w:br/>
     </w:r>

--- a/klagomål/A 39825-2025 FSC-klagomål.docx
+++ b/klagomål/A 39825-2025 FSC-klagomål.docx
@@ -1619,7 +1619,7 @@
     <w:r>
       <w:tab/>
       <w:tab/>
-      <w:t>2025-10-27</w:t>
+      <w:t>2025-10-28</w:t>
       <w:br/>
       <w:br/>
     </w:r>

--- a/klagomål/A 39825-2025 FSC-klagomål.docx
+++ b/klagomål/A 39825-2025 FSC-klagomål.docx
@@ -1619,7 +1619,7 @@
     <w:r>
       <w:tab/>
       <w:tab/>
-      <w:t>2025-10-28</w:t>
+      <w:t>2025-10-29</w:t>
       <w:br/>
       <w:br/>
     </w:r>

--- a/klagomål/A 39825-2025 FSC-klagomål.docx
+++ b/klagomål/A 39825-2025 FSC-klagomål.docx
@@ -1619,7 +1619,7 @@
     <w:r>
       <w:tab/>
       <w:tab/>
-      <w:t>2025-10-29</w:t>
+      <w:t>2025-10-30</w:t>
       <w:br/>
       <w:br/>
     </w:r>

--- a/klagomål/A 39825-2025 FSC-klagomål.docx
+++ b/klagomål/A 39825-2025 FSC-klagomål.docx
@@ -1619,7 +1619,7 @@
     <w:r>
       <w:tab/>
       <w:tab/>
-      <w:t>2025-10-30</w:t>
+      <w:t>2025-10-31</w:t>
       <w:br/>
       <w:br/>
     </w:r>

--- a/klagomål/A 39825-2025 FSC-klagomål.docx
+++ b/klagomål/A 39825-2025 FSC-klagomål.docx
@@ -1619,7 +1619,7 @@
     <w:r>
       <w:tab/>
       <w:tab/>
-      <w:t>2025-10-31</w:t>
+      <w:t>2025-11-01</w:t>
       <w:br/>
       <w:br/>
     </w:r>

--- a/klagomål/A 39825-2025 FSC-klagomål.docx
+++ b/klagomål/A 39825-2025 FSC-klagomål.docx
@@ -1619,7 +1619,7 @@
     <w:r>
       <w:tab/>
       <w:tab/>
-      <w:t>2025-11-01</w:t>
+      <w:t>2025-11-02</w:t>
       <w:br/>
       <w:br/>
     </w:r>

--- a/klagomål/A 39825-2025 FSC-klagomål.docx
+++ b/klagomål/A 39825-2025 FSC-klagomål.docx
@@ -1619,7 +1619,7 @@
     <w:r>
       <w:tab/>
       <w:tab/>
-      <w:t>2025-11-02</w:t>
+      <w:t>2025-11-03</w:t>
       <w:br/>
       <w:br/>
     </w:r>

--- a/klagomål/A 39825-2025 FSC-klagomål.docx
+++ b/klagomål/A 39825-2025 FSC-klagomål.docx
@@ -1619,7 +1619,7 @@
     <w:r>
       <w:tab/>
       <w:tab/>
-      <w:t>2025-11-03</w:t>
+      <w:t>2025-11-04</w:t>
       <w:br/>
       <w:br/>
     </w:r>

--- a/klagomål/A 39825-2025 FSC-klagomål.docx
+++ b/klagomål/A 39825-2025 FSC-klagomål.docx
@@ -1619,7 +1619,7 @@
     <w:r>
       <w:tab/>
       <w:tab/>
-      <w:t>2025-11-04</w:t>
+      <w:t>2025-11-05</w:t>
       <w:br/>
       <w:br/>
     </w:r>

--- a/klagomål/A 39825-2025 FSC-klagomål.docx
+++ b/klagomål/A 39825-2025 FSC-klagomål.docx
@@ -1619,7 +1619,7 @@
     <w:r>
       <w:tab/>
       <w:tab/>
-      <w:t>2025-11-05</w:t>
+      <w:t>2025-11-06</w:t>
       <w:br/>
       <w:br/>
     </w:r>

--- a/klagomål/A 39825-2025 FSC-klagomål.docx
+++ b/klagomål/A 39825-2025 FSC-klagomål.docx
@@ -1619,7 +1619,7 @@
     <w:r>
       <w:tab/>
       <w:tab/>
-      <w:t>2025-11-06</w:t>
+      <w:t>2025-11-07</w:t>
       <w:br/>
       <w:br/>
     </w:r>
